--- a/mgmt/frontend/public/sample-templates/certificate-sample.docx
+++ b/mgmt/frontend/public/sample-templates/certificate-sample.docx
@@ -4,16 +4,111 @@
   <w:body>
     <w:p>
       <w:pPr>
+        <w:spacing w:after="40"/>
+        <w:jc w:val="center"/>
+      </w:pPr>
+      <w:r>
+        <w:drawing>
+          <wp:inline xmlns:a="http://schemas.openxmlformats.org/drawingml/2006/main" xmlns:pic="http://schemas.openxmlformats.org/drawingml/2006/picture">
+            <wp:extent cx="936000" cy="936000"/>
+            <wp:docPr id="1" name="Picture 1"/>
+            <wp:cNvGraphicFramePr>
+              <a:graphicFrameLocks noChangeAspect="1"/>
+            </wp:cNvGraphicFramePr>
+            <a:graphic>
+              <a:graphicData uri="http://schemas.openxmlformats.org/drawingml/2006/picture">
+                <pic:pic>
+                  <pic:nvPicPr>
+                    <pic:cNvPr id="0" name="logo.png"/>
+                    <pic:cNvPicPr/>
+                  </pic:nvPicPr>
+                  <pic:blipFill>
+                    <a:blip r:embed="rId10"/>
+                    <a:stretch>
+                      <a:fillRect/>
+                    </a:stretch>
+                  </pic:blipFill>
+                  <pic:spPr>
+                    <a:xfrm>
+                      <a:off x="0" y="0"/>
+                      <a:ext cx="936000" cy="936000"/>
+                    </a:xfrm>
+                    <a:prstGeom prst="rect"/>
+                  </pic:spPr>
+                </pic:pic>
+              </a:graphicData>
+            </a:graphic>
+          </wp:inline>
+        </w:drawing>
+      </w:r>
+    </w:p>
+    <w:p>
+      <w:pPr>
+        <w:spacing w:after="0" w:before="0"/>
         <w:jc w:val="center"/>
       </w:pPr>
       <w:r>
         <w:rPr>
           <w:b/>
-          <w:color w:val="F27A1A"/>
-          <w:sz w:val="40"/>
+          <w:i w:val="0"/>
+          <w:color w:val="8B1E1E"/>
+          <w:sz w:val="30"/>
         </w:rPr>
         <w:t>नवयुवक छठ पूजा समिति</w:t>
       </w:r>
+    </w:p>
+    <w:p>
+      <w:pPr>
+        <w:spacing w:after="40" w:before="0"/>
+        <w:jc w:val="center"/>
+      </w:pPr>
+      <w:r>
+        <w:rPr>
+          <w:b/>
+          <w:i w:val="0"/>
+          <w:color w:val="F1922A"/>
+          <w:sz w:val="20"/>
+        </w:rPr>
+        <w:t>NAVYUVAK CHHATH PUJA SAMITI · EST. 2017</w:t>
+      </w:r>
+    </w:p>
+    <w:p>
+      <w:pPr>
+        <w:spacing w:after="0" w:before="0"/>
+        <w:jc w:val="center"/>
+      </w:pPr>
+      <w:r>
+        <w:rPr>
+          <w:b/>
+          <w:i w:val="0"/>
+          <w:color w:val="222222"/>
+          <w:sz w:val="26"/>
+        </w:rPr>
+        <w:t>प्रमाण पत्र</w:t>
+      </w:r>
+    </w:p>
+    <w:p>
+      <w:pPr>
+        <w:spacing w:after="40" w:before="0"/>
+        <w:jc w:val="center"/>
+      </w:pPr>
+      <w:r>
+        <w:rPr>
+          <w:b/>
+          <w:i w:val="0"/>
+          <w:color w:val="555555"/>
+          <w:sz w:val="22"/>
+        </w:rPr>
+        <w:t>CERTIFICATE OF CONTRIBUTION</w:t>
+      </w:r>
+    </w:p>
+    <w:p>
+      <w:pPr>
+        <w:spacing w:after="80" w:before="40"/>
+        <w:pBdr>
+          <w:bottom w:val="single" w:sz="6" w:space="1" w:color="E0C99B"/>
+        </w:pBdr>
+      </w:pPr>
     </w:p>
     <w:p>
       <w:pPr>
@@ -21,197 +116,231 @@
       </w:pPr>
       <w:r>
         <w:rPr>
-          <w:sz w:val="22"/>
+          <w:color w:val="555555"/>
+          <w:sz w:val="21"/>
         </w:rPr>
-        <w:t>NAVYUVAK CHHATH PUJA SAMITI</w:t>
+        <w:t>Certificate No / प्रमाण पत्र सं.: {CERT_NO}          Date / दिनांक: {DATE}</w:t>
       </w:r>
     </w:p>
     <w:p>
       <w:pPr>
+        <w:spacing w:after="80" w:before="0"/>
+      </w:pPr>
+    </w:p>
+    <w:p>
+      <w:pPr>
+        <w:spacing w:after="40" w:before="0"/>
+        <w:jc w:val="center"/>
+      </w:pPr>
+      <w:r>
+        <w:rPr>
+          <w:b w:val="0"/>
+          <w:i w:val="0"/>
+          <w:sz w:val="26"/>
+        </w:rPr>
+        <w:t>यह प्रमाणित किया जाता है कि</w:t>
+      </w:r>
+    </w:p>
+    <w:p>
+      <w:pPr>
+        <w:spacing w:after="120" w:before="0"/>
+        <w:jc w:val="center"/>
+      </w:pPr>
+      <w:r>
+        <w:rPr>
+          <w:b w:val="0"/>
+          <w:i/>
+          <w:color w:val="555555"/>
+          <w:sz w:val="20"/>
+        </w:rPr>
+        <w:t>This is to certify that</w:t>
+      </w:r>
+    </w:p>
+    <w:p>
+      <w:pPr>
+        <w:spacing w:after="40" w:before="0"/>
         <w:jc w:val="center"/>
       </w:pPr>
       <w:r>
         <w:rPr>
           <w:b/>
-          <w:sz w:val="26"/>
+          <w:i w:val="0"/>
+          <w:color w:val="8B1E1E"/>
+          <w:sz w:val="36"/>
         </w:rPr>
-        <w:t>प्रमाण पत्र / CERTIFICATE OF APPRECIATION</w:t>
+        <w:t>{NAME},  S/o  {FATHER_NAME}</w:t>
       </w:r>
     </w:p>
-    <w:p/>
-    <w:tbl>
-      <w:tblPr>
-        <w:tblW w:type="auto" w:w="0"/>
-        <w:tblLook w:firstColumn="1" w:firstRow="1" w:lastColumn="0" w:lastRow="0" w:noHBand="0" w:noVBand="1" w:val="04A0"/>
-      </w:tblPr>
-      <w:tblGrid>
-        <w:gridCol w:w="4819"/>
-        <w:gridCol w:w="4819"/>
-      </w:tblGrid>
-      <w:tr>
-        <w:tc>
-          <w:tcPr>
-            <w:tcW w:type="dxa" w:w="4819"/>
-          </w:tcPr>
-          <w:p>
-            <w:r>
-              <w:t>Certificate No: {CERT_NO}</w:t>
-            </w:r>
-          </w:p>
-        </w:tc>
-        <w:tc>
-          <w:tcPr>
-            <w:tcW w:type="dxa" w:w="4819"/>
-          </w:tcPr>
-          <w:p>
-            <w:r>
-              <w:t>Date: {DATE}</w:t>
-            </w:r>
-          </w:p>
-        </w:tc>
-      </w:tr>
-    </w:tbl>
-    <w:p/>
     <w:p>
       <w:pPr>
+        <w:spacing w:after="120" w:before="0"/>
         <w:jc w:val="center"/>
       </w:pPr>
       <w:r>
         <w:rPr>
+          <w:b w:val="0"/>
+          <w:i w:val="0"/>
           <w:sz w:val="24"/>
         </w:rPr>
-        <w:t>यह प्रमाणित किया जाता है कि / This is to certify that</w:t>
+        <w:t>Village / गाँव: {VILLAGE}</w:t>
       </w:r>
     </w:p>
     <w:p>
       <w:pPr>
+        <w:spacing w:after="40" w:before="0"/>
         <w:jc w:val="center"/>
       </w:pPr>
       <w:r>
         <w:rPr>
-          <w:b/>
-          <w:color w:val="F27A1A"/>
-          <w:sz w:val="44"/>
+          <w:b w:val="0"/>
+          <w:i w:val="0"/>
+          <w:sz w:val="26"/>
         </w:rPr>
-        <w:t>{NAME}</w:t>
+        <w:t>ने वर्ष {YEAR} के लिए अपना योगदान दिया है।</w:t>
       </w:r>
     </w:p>
     <w:p>
       <w:pPr>
+        <w:spacing w:after="120" w:before="0"/>
         <w:jc w:val="center"/>
       </w:pPr>
       <w:r>
         <w:rPr>
-          <w:sz w:val="22"/>
+          <w:b w:val="0"/>
+          <w:i/>
+          <w:color w:val="555555"/>
+          <w:sz w:val="20"/>
         </w:rPr>
-        <w:t>ने वर्ष {YEAR} की छठ पूजा में निम्न कार्य में अपना योगदान दिया / contributed to the following work:</w:t>
+        <w:t>has contributed for the year {YEAR}.</w:t>
       </w:r>
     </w:p>
-    <w:p/>
     <w:p>
       <w:pPr>
+        <w:spacing w:after="160" w:before="0"/>
         <w:jc w:val="center"/>
       </w:pPr>
       <w:r>
         <w:rPr>
-          <w:b/>
-          <w:sz w:val="28"/>
+          <w:b w:val="0"/>
+          <w:i w:val="0"/>
+          <w:sz w:val="22"/>
         </w:rPr>
-        <w:t>{DETAIL}</w:t>
+        <w:t>Details / विवरण: {DETAIL}</w:t>
       </w:r>
     </w:p>
-    <w:p/>
-    <w:tbl>
-      <w:tblPr>
-        <w:tblStyle w:val="TableGrid"/>
-        <w:tblW w:type="auto" w:w="0"/>
-        <w:tblLook w:firstColumn="1" w:firstRow="1" w:lastColumn="0" w:lastRow="0" w:noHBand="0" w:noVBand="1" w:val="04A0"/>
-      </w:tblPr>
-      <w:tblGrid>
-        <w:gridCol w:w="4819"/>
-        <w:gridCol w:w="4819"/>
-      </w:tblGrid>
-      <w:tr>
-        <w:tc>
-          <w:tcPr>
-            <w:tcW w:type="dxa" w:w="4819"/>
-          </w:tcPr>
-          <w:p>
-            <w:r>
-              <w:rPr>
-                <w:b/>
-              </w:rPr>
-              <w:t>Village</w:t>
-            </w:r>
-          </w:p>
-        </w:tc>
-        <w:tc>
-          <w:tcPr>
-            <w:tcW w:type="dxa" w:w="4819"/>
-          </w:tcPr>
-          <w:p>
-            <w:r>
-              <w:t>{VILLAGE}</w:t>
-            </w:r>
-          </w:p>
-        </w:tc>
-      </w:tr>
-      <w:tr>
-        <w:tc>
-          <w:tcPr>
-            <w:tcW w:type="dxa" w:w="4819"/>
-          </w:tcPr>
-          <w:p>
-            <w:r>
-              <w:rPr>
-                <w:b/>
-              </w:rPr>
-              <w:t>Father's Name</w:t>
-            </w:r>
-          </w:p>
-        </w:tc>
-        <w:tc>
-          <w:tcPr>
-            <w:tcW w:type="dxa" w:w="4819"/>
-          </w:tcPr>
-          <w:p>
-            <w:r>
-              <w:t>{FATHER_NAME}</w:t>
-            </w:r>
-          </w:p>
-        </w:tc>
-      </w:tr>
-    </w:tbl>
-    <w:p/>
     <w:p>
       <w:pPr>
-        <w:jc w:val="center"/>
-      </w:pPr>
-      <w:r>
-        <w:t>समिति की ओर से हार्दिक धन्यवाद एवं शुभकामनाएं। / With heartfelt thanks and best wishes.</w:t>
-      </w:r>
-    </w:p>
-    <w:p/>
-    <w:p>
-      <w:pPr>
+        <w:spacing w:before="120" w:after="40"/>
         <w:jc w:val="center"/>
       </w:pPr>
       <w:r>
         <w:rPr>
-          <w:color w:val="888888"/>
+          <w:color w:val="555555"/>
+          <w:sz w:val="18"/>
+        </w:rPr>
+        <w:t>{%QR_CODE}</w:t>
+      </w:r>
+    </w:p>
+    <w:p>
+      <w:pPr>
+        <w:spacing w:after="0" w:before="0"/>
+        <w:jc w:val="center"/>
+      </w:pPr>
+      <w:r>
+        <w:rPr>
+          <w:b w:val="0"/>
+          <w:i w:val="0"/>
+          <w:color w:val="555555"/>
+          <w:sz w:val="17"/>
+        </w:rPr>
+        <w:t>यह प्रमाण पत्र डिजिटल रूप से जनरेट किया गया है, अतः किसी हस्ताक्षर की आवश्यकता नहीं है। प्रामाणिकता जाँचने हेतु QR कोड स्कैन करें।</w:t>
+      </w:r>
+    </w:p>
+    <w:p>
+      <w:pPr>
+        <w:spacing w:after="40" w:before="0"/>
+        <w:jc w:val="center"/>
+      </w:pPr>
+      <w:r>
+        <w:rPr>
+          <w:b w:val="0"/>
+          <w:i/>
+          <w:color w:val="555555"/>
           <w:sz w:val="16"/>
         </w:rPr>
-        <w:t>Generated at / जनरेट किया गया: {GENERATED_AT}</w:t>
+        <w:t>This certificate is digitally generated, so no signature is required. Scan the QR code to verify authenticity.</w:t>
+      </w:r>
+    </w:p>
+    <w:p>
+      <w:pPr>
+        <w:spacing w:after="80" w:before="40"/>
+        <w:jc w:val="center"/>
+      </w:pPr>
+      <w:r>
+        <w:rPr>
+          <w:b w:val="0"/>
+          <w:i w:val="0"/>
+          <w:color w:val="555555"/>
+          <w:sz w:val="16"/>
+        </w:rPr>
+        <w:t>Generated at: {GENERATED_AT}</w:t>
       </w:r>
     </w:p>
     <w:sectPr>
-      <w:pgSz w:w="11906" w:h="16838"/>
-      <w:pgMar w:top="1134" w:right="1134" w:bottom="1134" w:left="1134" w:header="720" w:footer="720" w:gutter="0"/>
+      <w:headerReference w:type="default" r:id="rId9"/>
+      <w:pgSz w:w="16838" w:h="11906" w:orient="landscape"/>
+      <w:pgMar w:top="1134" w:right="1134" w:bottom="1134" w:left="1134" w:header="340" w:footer="720" w:gutter="0"/>
       <w:cols w:space="720"/>
       <w:docGrid w:linePitch="360"/>
     </w:sectPr>
   </w:body>
 </w:document>
+</file>
+
+<file path=word/header1.xml><?xml version="1.0" encoding="utf-8"?>
+<w:hdr xmlns:m="http://schemas.openxmlformats.org/officeDocument/2006/math" xmlns:mc="http://schemas.openxmlformats.org/markup-compatibility/2006" xmlns:mo="http://schemas.microsoft.com/office/mac/office/2008/main" xmlns:mv="urn:schemas-microsoft-com:mac:vml" xmlns:o="urn:schemas-microsoft-com:office:office" xmlns:r="http://schemas.openxmlformats.org/officeDocument/2006/relationships" xmlns:v="urn:schemas-microsoft-com:vml" xmlns:w10="urn:schemas-microsoft-com:office:word" xmlns:w14="http://schemas.microsoft.com/office/word/2010/wordml" xmlns:w="http://schemas.openxmlformats.org/wordprocessingml/2006/main" xmlns:wne="http://schemas.microsoft.com/office/word/2006/wordml" xmlns:wp14="http://schemas.microsoft.com/office/word/2010/wordprocessingDrawing" xmlns:wp="http://schemas.openxmlformats.org/drawingml/2006/wordprocessingDrawing" xmlns:wpc="http://schemas.microsoft.com/office/word/2010/wordprocessingCanvas" xmlns:wpg="http://schemas.microsoft.com/office/word/2010/wordprocessingGroup" xmlns:wpi="http://schemas.microsoft.com/office/word/2010/wordprocessingInk" xmlns:wps="http://schemas.microsoft.com/office/word/2010/wordprocessingShape" mc:Ignorable="w14 wp14">
+  <w:p>
+    <w:pPr>
+      <w:pStyle w:val="Header"/>
+      <w:jc w:val="center"/>
+      <w:spacing w:before="2000"/>
+    </w:pPr>
+    <w:r>
+      <w:drawing>
+        <wp:inline xmlns:a="http://schemas.openxmlformats.org/drawingml/2006/main" xmlns:pic="http://schemas.openxmlformats.org/drawingml/2006/picture">
+          <wp:extent cx="4320000" cy="4320000"/>
+          <wp:docPr id="1" name="Picture 1"/>
+          <wp:cNvGraphicFramePr>
+            <a:graphicFrameLocks noChangeAspect="1"/>
+          </wp:cNvGraphicFramePr>
+          <a:graphic>
+            <a:graphicData uri="http://schemas.openxmlformats.org/drawingml/2006/picture">
+              <pic:pic>
+                <pic:nvPicPr>
+                  <pic:cNvPr id="0" name="watermark.png"/>
+                  <pic:cNvPicPr/>
+                </pic:nvPicPr>
+                <pic:blipFill>
+                  <a:blip r:embed="rId1"/>
+                  <a:stretch>
+                    <a:fillRect/>
+                  </a:stretch>
+                </pic:blipFill>
+                <pic:spPr>
+                  <a:xfrm>
+                    <a:off x="0" y="0"/>
+                    <a:ext cx="4320000" cy="4320000"/>
+                  </a:xfrm>
+                  <a:prstGeom prst="rect"/>
+                </pic:spPr>
+              </pic:pic>
+            </a:graphicData>
+          </a:graphic>
+        </wp:inline>
+      </w:drawing>
+    </w:r>
+  </w:p>
+</w:hdr>
 </file>
 
 <file path=word/numbering.xml><?xml version="1.0" encoding="utf-8"?>
@@ -577,6 +706,10 @@
     <w:name w:val="Normal"/>
     <w:qFormat/>
     <w:rsid w:val="00FC693F"/>
+    <w:rPr>
+      <w:rFonts w:ascii="Noto Sans Devanagari" w:hAnsi="Noto Sans Devanagari" w:cs="Noto Sans Devanagari"/>
+      <w:sz w:val="21"/>
+    </w:rPr>
   </w:style>
   <w:style w:type="paragraph" w:styleId="Header">
     <w:name w:val="header"/>

--- a/mgmt/frontend/public/sample-templates/certificate-sample.docx
+++ b/mgmt/frontend/public/sample-templates/certificate-sample.docx
@@ -4,7 +4,7 @@
   <w:body>
     <w:p>
       <w:pPr>
-        <w:spacing w:after="40"/>
+        <w:spacing w:after="20"/>
         <w:jc w:val="center"/>
       </w:pPr>
       <w:r>
@@ -59,7 +59,7 @@
     </w:p>
     <w:p>
       <w:pPr>
-        <w:spacing w:after="40" w:before="0"/>
+        <w:spacing w:after="20" w:before="0"/>
         <w:jc w:val="center"/>
       </w:pPr>
       <w:r>
@@ -89,7 +89,7 @@
     </w:p>
     <w:p>
       <w:pPr>
-        <w:spacing w:after="40" w:before="0"/>
+        <w:spacing w:after="20" w:before="0"/>
         <w:jc w:val="center"/>
       </w:pPr>
       <w:r>
@@ -104,7 +104,7 @@
     </w:p>
     <w:p>
       <w:pPr>
-        <w:spacing w:after="80" w:before="40"/>
+        <w:spacing w:after="60" w:before="20"/>
         <w:pBdr>
           <w:bottom w:val="single" w:sz="6" w:space="1" w:color="E0C99B"/>
         </w:pBdr>
@@ -112,6 +112,7 @@
     </w:p>
     <w:p>
       <w:pPr>
+        <w:spacing w:after="40"/>
         <w:jc w:val="center"/>
       </w:pPr>
       <w:r>
@@ -124,12 +125,7 @@
     </w:p>
     <w:p>
       <w:pPr>
-        <w:spacing w:after="80" w:before="0"/>
-      </w:pPr>
-    </w:p>
-    <w:p>
-      <w:pPr>
-        <w:spacing w:after="40" w:before="0"/>
+        <w:spacing w:after="20" w:before="40"/>
         <w:jc w:val="center"/>
       </w:pPr>
       <w:r>
@@ -143,7 +139,7 @@
     </w:p>
     <w:p>
       <w:pPr>
-        <w:spacing w:after="120" w:before="0"/>
+        <w:spacing w:after="80" w:before="0"/>
         <w:jc w:val="center"/>
       </w:pPr>
       <w:r>
@@ -158,7 +154,7 @@
     </w:p>
     <w:p>
       <w:pPr>
-        <w:spacing w:after="40" w:before="0"/>
+        <w:spacing w:after="20" w:before="0"/>
         <w:jc w:val="center"/>
       </w:pPr>
       <w:r>
@@ -173,7 +169,7 @@
     </w:p>
     <w:p>
       <w:pPr>
-        <w:spacing w:after="120" w:before="0"/>
+        <w:spacing w:after="80" w:before="0"/>
         <w:jc w:val="center"/>
       </w:pPr>
       <w:r>
@@ -187,7 +183,7 @@
     </w:p>
     <w:p>
       <w:pPr>
-        <w:spacing w:after="40" w:before="0"/>
+        <w:spacing w:after="20" w:before="0"/>
         <w:jc w:val="center"/>
       </w:pPr>
       <w:r>
@@ -201,7 +197,7 @@
     </w:p>
     <w:p>
       <w:pPr>
-        <w:spacing w:after="120" w:before="0"/>
+        <w:spacing w:after="80" w:before="0"/>
         <w:jc w:val="center"/>
       </w:pPr>
       <w:r>
@@ -216,7 +212,7 @@
     </w:p>
     <w:p>
       <w:pPr>
-        <w:spacing w:after="160" w:before="0"/>
+        <w:spacing w:after="80" w:before="0"/>
         <w:jc w:val="center"/>
       </w:pPr>
       <w:r>
@@ -230,7 +226,7 @@
     </w:p>
     <w:p>
       <w:pPr>
-        <w:spacing w:before="120" w:after="40"/>
+        <w:spacing w:before="80" w:after="20"/>
         <w:jc w:val="center"/>
       </w:pPr>
       <w:r>
@@ -251,14 +247,14 @@
           <w:b w:val="0"/>
           <w:i w:val="0"/>
           <w:color w:val="555555"/>
-          <w:sz w:val="17"/>
+          <w:sz w:val="16"/>
         </w:rPr>
         <w:t>यह प्रमाण पत्र डिजिटल रूप से जनरेट किया गया है, अतः किसी हस्ताक्षर की आवश्यकता नहीं है। प्रामाणिकता जाँचने हेतु QR कोड स्कैन करें।</w:t>
       </w:r>
     </w:p>
     <w:p>
       <w:pPr>
-        <w:spacing w:after="40" w:before="0"/>
+        <w:spacing w:after="20" w:before="0"/>
         <w:jc w:val="center"/>
       </w:pPr>
       <w:r>
@@ -266,14 +262,14 @@
           <w:b w:val="0"/>
           <w:i/>
           <w:color w:val="555555"/>
-          <w:sz w:val="16"/>
+          <w:sz w:val="15"/>
         </w:rPr>
         <w:t>This certificate is digitally generated, so no signature is required. Scan the QR code to verify authenticity.</w:t>
       </w:r>
     </w:p>
     <w:p>
       <w:pPr>
-        <w:spacing w:after="80" w:before="40"/>
+        <w:spacing w:after="60" w:before="20"/>
         <w:jc w:val="center"/>
       </w:pPr>
       <w:r>
@@ -289,7 +285,7 @@
     <w:sectPr>
       <w:headerReference w:type="default" r:id="rId9"/>
       <w:pgSz w:w="16838" w:h="11906" w:orient="landscape"/>
-      <w:pgMar w:top="1134" w:right="1134" w:bottom="1134" w:left="1134" w:header="340" w:footer="720" w:gutter="0"/>
+      <w:pgMar w:top="1020" w:right="1020" w:bottom="1020" w:left="1020" w:header="227" w:footer="227" w:gutter="0"/>
       <w:cols w:space="720"/>
       <w:docGrid w:linePitch="360"/>
     </w:sectPr>
@@ -303,13 +299,21 @@
     <w:pPr>
       <w:pStyle w:val="Header"/>
       <w:jc w:val="center"/>
-      <w:spacing w:before="2000"/>
-    </w:pPr>
-    <w:r>
+    </w:pPr>
+    <w:r xmlns:a="http://schemas.openxmlformats.org/drawingml/2006/main" xmlns:pic="http://schemas.openxmlformats.org/drawingml/2006/picture">
       <w:drawing>
-        <wp:inline xmlns:a="http://schemas.openxmlformats.org/drawingml/2006/main" xmlns:pic="http://schemas.openxmlformats.org/drawingml/2006/picture">
-          <wp:extent cx="4320000" cy="4320000"/>
-          <wp:docPr id="1" name="Picture 1"/>
+        <wp:anchor distT="0" distB="0" distL="0" distR="0" simplePos="0" relativeHeight="0" behindDoc="1" locked="0" layoutInCell="1" allowOverlap="1">
+          <wp:simplePos x="0" y="0"/>
+          <wp:positionH relativeFrom="page">
+            <wp:align>center</wp:align>
+          </wp:positionH>
+          <wp:positionV relativeFrom="page">
+            <wp:align>center</wp:align>
+          </wp:positionV>
+          <wp:extent cx="3960000" cy="3960000"/>
+          <wp:effectExtent l="0" t="0" r="0" b="0"/>
+          <wp:wrapNone/>
+          <wp:docPr id="1003" name="Watermark1003"/>
           <wp:cNvGraphicFramePr>
             <a:graphicFrameLocks noChangeAspect="1"/>
           </wp:cNvGraphicFramePr>
@@ -317,7 +321,7 @@
             <a:graphicData uri="http://schemas.openxmlformats.org/drawingml/2006/picture">
               <pic:pic>
                 <pic:nvPicPr>
-                  <pic:cNvPr id="0" name="watermark.png"/>
+                  <pic:cNvPr id="1003" name="Watermark1003"/>
                   <pic:cNvPicPr/>
                 </pic:nvPicPr>
                 <pic:blipFill>
@@ -329,14 +333,16 @@
                 <pic:spPr>
                   <a:xfrm>
                     <a:off x="0" y="0"/>
-                    <a:ext cx="4320000" cy="4320000"/>
+                    <a:ext cx="3960000" cy="3960000"/>
                   </a:xfrm>
-                  <a:prstGeom prst="rect"/>
+                  <a:prstGeom prst="rect">
+                    <a:avLst/>
+                  </a:prstGeom>
                 </pic:spPr>
               </pic:pic>
             </a:graphicData>
           </a:graphic>
-        </wp:inline>
+        </wp:anchor>
       </w:drawing>
     </w:r>
   </w:p>
@@ -706,6 +712,9 @@
     <w:name w:val="Normal"/>
     <w:qFormat/>
     <w:rsid w:val="00FC693F"/>
+    <w:pPr>
+      <w:spacing w:after="0" w:line="240" w:lineRule="auto"/>
+    </w:pPr>
     <w:rPr>
       <w:rFonts w:ascii="Noto Sans Devanagari" w:hAnsi="Noto Sans Devanagari" w:cs="Noto Sans Devanagari"/>
       <w:sz w:val="21"/>

--- a/mgmt/frontend/public/sample-templates/certificate-sample.docx
+++ b/mgmt/frontend/public/sample-templates/certificate-sample.docx
@@ -4,7 +4,7 @@
   <w:body>
     <w:p>
       <w:pPr>
-        <w:spacing w:after="20"/>
+        <w:spacing w:after="0"/>
         <w:jc w:val="center"/>
       </w:pPr>
       <w:r>
@@ -50,9 +50,10 @@
       <w:r>
         <w:rPr>
           <w:b/>
-          <w:i w:val="0"/>
           <w:color w:val="8B1E1E"/>
-          <w:sz w:val="30"/>
+          <w:sz w:val="34"/>
+          <w:szCs w:val="34"/>
+          <w:bCs w:val="1"/>
         </w:rPr>
         <w:t>नवयुवक छठ पूजा समिति</w:t>
       </w:r>
@@ -65,9 +66,10 @@
       <w:r>
         <w:rPr>
           <w:b/>
-          <w:i w:val="0"/>
           <w:color w:val="F1922A"/>
-          <w:sz w:val="20"/>
+          <w:sz w:val="22"/>
+          <w:szCs w:val="22"/>
+          <w:bCs w:val="1"/>
         </w:rPr>
         <w:t>NAVYUVAK CHHATH PUJA SAMITI · EST. 2017</w:t>
       </w:r>
@@ -80,9 +82,10 @@
       <w:r>
         <w:rPr>
           <w:b/>
-          <w:i w:val="0"/>
           <w:color w:val="222222"/>
-          <w:sz w:val="26"/>
+          <w:sz w:val="30"/>
+          <w:szCs w:val="30"/>
+          <w:bCs w:val="1"/>
         </w:rPr>
         <w:t>प्रमाण पत्र</w:t>
       </w:r>
@@ -95,16 +98,17 @@
       <w:r>
         <w:rPr>
           <w:b/>
-          <w:i w:val="0"/>
           <w:color w:val="555555"/>
-          <w:sz w:val="22"/>
+          <w:sz w:val="24"/>
+          <w:szCs w:val="24"/>
+          <w:bCs w:val="1"/>
         </w:rPr>
         <w:t>CERTIFICATE OF CONTRIBUTION</w:t>
       </w:r>
     </w:p>
     <w:p>
       <w:pPr>
-        <w:spacing w:after="60" w:before="20"/>
+        <w:spacing w:after="40" w:before="20"/>
         <w:pBdr>
           <w:bottom w:val="single" w:sz="6" w:space="1" w:color="E0C99B"/>
         </w:pBdr>
@@ -112,127 +116,128 @@
     </w:p>
     <w:p>
       <w:pPr>
-        <w:spacing w:after="40"/>
+        <w:spacing w:after="120"/>
         <w:jc w:val="center"/>
       </w:pPr>
       <w:r>
         <w:rPr>
           <w:color w:val="555555"/>
-          <w:sz w:val="21"/>
+          <w:sz w:val="22"/>
+          <w:szCs w:val="22"/>
         </w:rPr>
         <w:t>Certificate No / प्रमाण पत्र सं.: {CERT_NO}          Date / दिनांक: {DATE}</w:t>
       </w:r>
     </w:p>
     <w:p>
       <w:pPr>
-        <w:spacing w:after="20" w:before="40"/>
+        <w:spacing w:after="0" w:before="80"/>
         <w:jc w:val="center"/>
       </w:pPr>
       <w:r>
         <w:rPr>
-          <w:b w:val="0"/>
-          <w:i w:val="0"/>
-          <w:sz w:val="26"/>
+          <w:sz w:val="28"/>
+          <w:szCs w:val="28"/>
         </w:rPr>
         <w:t>यह प्रमाणित किया जाता है कि</w:t>
       </w:r>
     </w:p>
     <w:p>
       <w:pPr>
-        <w:spacing w:after="80" w:before="0"/>
+        <w:spacing w:after="120" w:before="0"/>
         <w:jc w:val="center"/>
       </w:pPr>
       <w:r>
         <w:rPr>
-          <w:b w:val="0"/>
           <w:i/>
           <w:color w:val="555555"/>
-          <w:sz w:val="20"/>
+          <w:sz w:val="21"/>
+          <w:szCs w:val="21"/>
+          <w:iCs w:val="1"/>
         </w:rPr>
         <w:t>This is to certify that</w:t>
       </w:r>
     </w:p>
     <w:p>
       <w:pPr>
-        <w:spacing w:after="20" w:before="0"/>
+        <w:spacing w:after="40" w:before="0"/>
         <w:jc w:val="center"/>
       </w:pPr>
       <w:r>
         <w:rPr>
           <w:b/>
-          <w:i w:val="0"/>
           <w:color w:val="8B1E1E"/>
-          <w:sz w:val="36"/>
+          <w:sz w:val="48"/>
+          <w:szCs w:val="48"/>
+          <w:bCs w:val="1"/>
         </w:rPr>
         <w:t>{NAME},  S/o  {FATHER_NAME}</w:t>
       </w:r>
     </w:p>
     <w:p>
       <w:pPr>
-        <w:spacing w:after="80" w:before="0"/>
+        <w:spacing w:after="160" w:before="0"/>
         <w:jc w:val="center"/>
       </w:pPr>
       <w:r>
         <w:rPr>
-          <w:b w:val="0"/>
-          <w:i w:val="0"/>
-          <w:sz w:val="24"/>
+          <w:sz w:val="26"/>
+          <w:szCs w:val="26"/>
         </w:rPr>
         <w:t>Village / गाँव: {VILLAGE}</w:t>
       </w:r>
     </w:p>
     <w:p>
       <w:pPr>
-        <w:spacing w:after="20" w:before="0"/>
+        <w:spacing w:after="0" w:before="0"/>
         <w:jc w:val="center"/>
       </w:pPr>
       <w:r>
         <w:rPr>
-          <w:b w:val="0"/>
-          <w:i w:val="0"/>
-          <w:sz w:val="26"/>
+          <w:sz w:val="28"/>
+          <w:szCs w:val="28"/>
         </w:rPr>
         <w:t>ने वर्ष {YEAR} के लिए अपना योगदान दिया है।</w:t>
       </w:r>
     </w:p>
     <w:p>
       <w:pPr>
-        <w:spacing w:after="80" w:before="0"/>
+        <w:spacing w:after="160" w:before="0"/>
         <w:jc w:val="center"/>
       </w:pPr>
       <w:r>
         <w:rPr>
-          <w:b w:val="0"/>
           <w:i/>
           <w:color w:val="555555"/>
-          <w:sz w:val="20"/>
+          <w:sz w:val="21"/>
+          <w:szCs w:val="21"/>
+          <w:iCs w:val="1"/>
         </w:rPr>
         <w:t>has contributed for the year {YEAR}.</w:t>
       </w:r>
     </w:p>
     <w:p>
       <w:pPr>
-        <w:spacing w:after="80" w:before="0"/>
+        <w:spacing w:after="120" w:before="0"/>
         <w:jc w:val="center"/>
       </w:pPr>
       <w:r>
         <w:rPr>
-          <w:b w:val="0"/>
-          <w:i w:val="0"/>
-          <w:sz w:val="22"/>
+          <w:sz w:val="24"/>
+          <w:szCs w:val="24"/>
         </w:rPr>
         <w:t>Details / विवरण: {DETAIL}</w:t>
       </w:r>
     </w:p>
     <w:p>
       <w:pPr>
-        <w:spacing w:before="80" w:after="20"/>
+        <w:spacing w:before="60" w:after="20"/>
         <w:jc w:val="center"/>
       </w:pPr>
       <w:r>
         <w:rPr>
           <w:color w:val="555555"/>
-          <w:sz w:val="18"/>
+          <w:sz w:val="20"/>
+          <w:szCs w:val="20"/>
         </w:rPr>
         <w:t>{%QR_CODE}</w:t>
       </w:r>
@@ -244,10 +249,9 @@
       </w:pPr>
       <w:r>
         <w:rPr>
-          <w:b w:val="0"/>
-          <w:i w:val="0"/>
           <w:color w:val="555555"/>
-          <w:sz w:val="16"/>
+          <w:sz w:val="15"/>
+          <w:szCs w:val="15"/>
         </w:rPr>
         <w:t>यह प्रमाण पत्र डिजिटल रूप से जनरेट किया गया है, अतः किसी हस्ताक्षर की आवश्यकता नहीं है। प्रामाणिकता जाँचने हेतु QR कोड स्कैन करें।</w:t>
       </w:r>
@@ -259,25 +263,25 @@
       </w:pPr>
       <w:r>
         <w:rPr>
-          <w:b w:val="0"/>
           <w:i/>
           <w:color w:val="555555"/>
-          <w:sz w:val="15"/>
+          <w:sz w:val="14"/>
+          <w:szCs w:val="14"/>
+          <w:iCs w:val="1"/>
         </w:rPr>
         <w:t>This certificate is digitally generated, so no signature is required. Scan the QR code to verify authenticity.</w:t>
       </w:r>
     </w:p>
     <w:p>
       <w:pPr>
-        <w:spacing w:after="60" w:before="20"/>
+        <w:spacing w:after="40" w:before="20"/>
         <w:jc w:val="center"/>
       </w:pPr>
       <w:r>
         <w:rPr>
-          <w:b w:val="0"/>
-          <w:i w:val="0"/>
           <w:color w:val="555555"/>
-          <w:sz w:val="16"/>
+          <w:sz w:val="15"/>
+          <w:szCs w:val="15"/>
         </w:rPr>
         <w:t>Generated at: {GENERATED_AT}</w:t>
       </w:r>
@@ -285,9 +289,16 @@
     <w:sectPr>
       <w:headerReference w:type="default" r:id="rId9"/>
       <w:pgSz w:w="16838" w:h="11906" w:orient="landscape"/>
-      <w:pgMar w:top="1020" w:right="1020" w:bottom="1020" w:left="1020" w:header="227" w:footer="227" w:gutter="0"/>
+      <w:pgMar w:top="1247" w:right="1247" w:bottom="1247" w:left="1247" w:header="227" w:footer="227" w:gutter="0"/>
       <w:cols w:space="720"/>
       <w:docGrid w:linePitch="360"/>
+      <w:vAlign w:val="center"/>
+      <w:pgBorders w:offsetFrom="page">
+        <w:top w:val="single" w:sz="12" w:space="18" w:color="D9A94E"/>
+        <w:left w:val="single" w:sz="12" w:space="18" w:color="D9A94E"/>
+        <w:bottom w:val="single" w:sz="12" w:space="18" w:color="D9A94E"/>
+        <w:right w:val="single" w:sz="12" w:space="18" w:color="D9A94E"/>
+      </w:pgBorders>
     </w:sectPr>
   </w:body>
 </w:document>
@@ -298,52 +309,35 @@
   <w:p>
     <w:pPr>
       <w:pStyle w:val="Header"/>
+      <w:spacing w:after="0"/>
       <w:jc w:val="center"/>
     </w:pPr>
-    <w:r xmlns:a="http://schemas.openxmlformats.org/drawingml/2006/main" xmlns:pic="http://schemas.openxmlformats.org/drawingml/2006/picture">
-      <w:drawing>
-        <wp:anchor distT="0" distB="0" distL="0" distR="0" simplePos="0" relativeHeight="0" behindDoc="1" locked="0" layoutInCell="1" allowOverlap="1">
-          <wp:simplePos x="0" y="0"/>
-          <wp:positionH relativeFrom="page">
-            <wp:align>center</wp:align>
-          </wp:positionH>
-          <wp:positionV relativeFrom="page">
-            <wp:align>center</wp:align>
-          </wp:positionV>
-          <wp:extent cx="3960000" cy="3960000"/>
-          <wp:effectExtent l="0" t="0" r="0" b="0"/>
-          <wp:wrapNone/>
-          <wp:docPr id="1003" name="Watermark1003"/>
-          <wp:cNvGraphicFramePr>
-            <a:graphicFrameLocks noChangeAspect="1"/>
-          </wp:cNvGraphicFramePr>
-          <a:graphic>
-            <a:graphicData uri="http://schemas.openxmlformats.org/drawingml/2006/picture">
-              <pic:pic>
-                <pic:nvPicPr>
-                  <pic:cNvPr id="1003" name="Watermark1003"/>
-                  <pic:cNvPicPr/>
-                </pic:nvPicPr>
-                <pic:blipFill>
-                  <a:blip r:embed="rId1"/>
-                  <a:stretch>
-                    <a:fillRect/>
-                  </a:stretch>
-                </pic:blipFill>
-                <pic:spPr>
-                  <a:xfrm>
-                    <a:off x="0" y="0"/>
-                    <a:ext cx="3960000" cy="3960000"/>
-                  </a:xfrm>
-                  <a:prstGeom prst="rect">
-                    <a:avLst/>
-                  </a:prstGeom>
-                </pic:spPr>
-              </pic:pic>
-            </a:graphicData>
-          </a:graphic>
-        </wp:anchor>
-      </w:drawing>
+    <w:r>
+      <w:noProof/>
+      <w:pict>
+        <v:shapetype id="_x0000_t75" coordsize="21600,21600" o:spt="75" o:preferrelative="t" path="m@4@5l@4@11@9@11@9@5xe" filled="f" stroked="f">
+          <v:stroke joinstyle="miter"/>
+          <v:formulas>
+            <v:f eqn="if lineDrawn pixelLineWidth 0"/>
+            <v:f eqn="sum @0 1 0"/>
+            <v:f eqn="sum 0 0 @1"/>
+            <v:f eqn="prod @2 1 2"/>
+            <v:f eqn="prod @3 21600 pixelWidth"/>
+            <v:f eqn="prod @3 21600 pixelHeight"/>
+            <v:f eqn="sum @0 0 1"/>
+            <v:f eqn="prod @6 1 2"/>
+            <v:f eqn="prod @7 21600 pixelWidth"/>
+            <v:f eqn="sum @8 21600 0"/>
+            <v:f eqn="prod @7 21600 pixelHeight"/>
+            <v:f eqn="sum @10 21600 0"/>
+          </v:formulas>
+          <v:path o:extrusionok="f" gradientshapeok="t" o:connecttype="rect"/>
+          <o:lock v:ext="edit" aspectratio="t"/>
+        </v:shapetype>
+        <v:shape id="WordPictureWatermark2052" o:spid="_x0000_s2052" type="#_x0000_t75" style="position:absolute;margin-left:0;margin-top:0;width:283.5pt;height:283.5pt;                     z-index:-251658752;mso-position-horizontal:center;                     mso-position-horizontal-relative:margin;mso-position-vertical:center;                     mso-position-vertical-relative:margin" o:allowincell="f">
+          <v:imagedata r:id="rId1" o:title="watermark"/>
+        </v:shape>
+      </w:pict>
     </w:r>
   </w:p>
 </w:hdr>
@@ -716,8 +710,9 @@
       <w:spacing w:after="0" w:line="240" w:lineRule="auto"/>
     </w:pPr>
     <w:rPr>
-      <w:rFonts w:ascii="Noto Sans Devanagari" w:hAnsi="Noto Sans Devanagari" w:cs="Noto Sans Devanagari"/>
-      <w:sz w:val="21"/>
+      <w:rFonts w:ascii="Calibri" w:hAnsi="Calibri" w:cs="Nirmala UI"/>
+      <w:sz w:val="20"/>
+      <w:szCs w:val="20"/>
     </w:rPr>
   </w:style>
   <w:style w:type="paragraph" w:styleId="Header">

--- a/mgmt/frontend/public/sample-templates/certificate-sample.docx
+++ b/mgmt/frontend/public/sample-templates/certificate-sample.docx
@@ -87,7 +87,7 @@
           <w:szCs w:val="30"/>
           <w:bCs w:val="1"/>
         </w:rPr>
-        <w:t>प्रमाण पत्र</w:t>
+        <w:t>योगदान प्रमाण पत्र</w:t>
       </w:r>
     </w:p>
     <w:p>
@@ -125,7 +125,7 @@
           <w:sz w:val="22"/>
           <w:szCs w:val="22"/>
         </w:rPr>
-        <w:t>Certificate No / प्रमाण पत्र सं.: {CERT_NO}          Date / दिनांक: {DATE}</w:t>
+        <w:t>Certificate No. / प्रमाण पत्र सं.: {CERT_NO}          Date / दिनांक: {DATE}</w:t>
       </w:r>
     </w:p>
     <w:p>
@@ -225,7 +225,7 @@
           <w:sz w:val="24"/>
           <w:szCs w:val="24"/>
         </w:rPr>
-        <w:t>Details / विवरण: {DETAIL}</w:t>
+        <w:t>Particulars / विवरण: {DETAIL}</w:t>
       </w:r>
     </w:p>
     <w:p>
@@ -283,7 +283,7 @@
           <w:sz w:val="15"/>
           <w:szCs w:val="15"/>
         </w:rPr>
-        <w:t>Generated at: {GENERATED_AT}</w:t>
+        <w:t>Generated at / जनरेट: {GENERATED_AT}</w:t>
       </w:r>
     </w:p>
     <w:sectPr>

--- a/mgmt/frontend/public/sample-templates/certificate-sample.docx
+++ b/mgmt/frontend/public/sample-templates/certificate-sample.docx
@@ -10,7 +10,7 @@
       <w:r>
         <w:drawing>
           <wp:inline xmlns:a="http://schemas.openxmlformats.org/drawingml/2006/main" xmlns:pic="http://schemas.openxmlformats.org/drawingml/2006/picture">
-            <wp:extent cx="936000" cy="936000"/>
+            <wp:extent cx="864000" cy="864000"/>
             <wp:docPr id="1" name="Picture 1"/>
             <wp:cNvGraphicFramePr>
               <a:graphicFrameLocks noChangeAspect="1"/>
@@ -31,7 +31,7 @@
                   <pic:spPr>
                     <a:xfrm>
                       <a:off x="0" y="0"/>
-                      <a:ext cx="936000" cy="936000"/>
+                      <a:ext cx="864000" cy="864000"/>
                     </a:xfrm>
                     <a:prstGeom prst="rect"/>
                   </pic:spPr>
@@ -51,8 +51,8 @@
         <w:rPr>
           <w:b/>
           <w:color w:val="8B1E1E"/>
-          <w:sz w:val="34"/>
-          <w:szCs w:val="34"/>
+          <w:sz w:val="36"/>
+          <w:szCs w:val="36"/>
           <w:bCs w:val="1"/>
         </w:rPr>
         <w:t>नवयुवक छठ पूजा समिति</w:t>
@@ -60,15 +60,15 @@
     </w:p>
     <w:p>
       <w:pPr>
-        <w:spacing w:after="20" w:before="0"/>
+        <w:spacing w:after="80" w:before="0"/>
         <w:jc w:val="center"/>
       </w:pPr>
       <w:r>
         <w:rPr>
           <w:b/>
           <w:color w:val="F1922A"/>
-          <w:sz w:val="22"/>
-          <w:szCs w:val="22"/>
+          <w:sz w:val="20"/>
+          <w:szCs w:val="20"/>
           <w:bCs w:val="1"/>
         </w:rPr>
         <w:t>NAVYUVAK CHHATH PUJA SAMITI · EST. 2017</w:t>
@@ -83,8 +83,8 @@
         <w:rPr>
           <w:b/>
           <w:color w:val="222222"/>
-          <w:sz w:val="30"/>
-          <w:szCs w:val="30"/>
+          <w:sz w:val="32"/>
+          <w:szCs w:val="32"/>
           <w:bCs w:val="1"/>
         </w:rPr>
         <w:t>योगदान प्रमाण पत्र</w:t>
@@ -92,7 +92,7 @@
     </w:p>
     <w:p>
       <w:pPr>
-        <w:spacing w:after="20" w:before="0"/>
+        <w:spacing w:after="60" w:before="0"/>
         <w:jc w:val="center"/>
       </w:pPr>
       <w:r>
@@ -108,7 +108,7 @@
     </w:p>
     <w:p>
       <w:pPr>
-        <w:spacing w:after="40" w:before="20"/>
+        <w:spacing w:after="100" w:before="40"/>
         <w:pBdr>
           <w:bottom w:val="single" w:sz="6" w:space="1" w:color="E0C99B"/>
         </w:pBdr>
@@ -116,7 +116,7 @@
     </w:p>
     <w:p>
       <w:pPr>
-        <w:spacing w:after="120"/>
+        <w:spacing w:after="160"/>
         <w:jc w:val="center"/>
       </w:pPr>
       <w:r>
@@ -130,7 +130,7 @@
     </w:p>
     <w:p>
       <w:pPr>
-        <w:spacing w:after="0" w:before="80"/>
+        <w:spacing w:after="0" w:before="0"/>
         <w:jc w:val="center"/>
       </w:pPr>
       <w:r>
@@ -143,15 +143,15 @@
     </w:p>
     <w:p>
       <w:pPr>
-        <w:spacing w:after="120" w:before="0"/>
+        <w:spacing w:after="160" w:before="0"/>
         <w:jc w:val="center"/>
       </w:pPr>
       <w:r>
         <w:rPr>
           <w:i/>
           <w:color w:val="555555"/>
-          <w:sz w:val="21"/>
-          <w:szCs w:val="21"/>
+          <w:sz w:val="20"/>
+          <w:szCs w:val="20"/>
           <w:iCs w:val="1"/>
         </w:rPr>
         <w:t>This is to certify that</w:t>
@@ -166,8 +166,8 @@
         <w:rPr>
           <w:b/>
           <w:color w:val="8B1E1E"/>
-          <w:sz w:val="48"/>
-          <w:szCs w:val="48"/>
+          <w:sz w:val="40"/>
+          <w:szCs w:val="40"/>
           <w:bCs w:val="1"/>
         </w:rPr>
         <w:t>{NAME},  S/o  {FATHER_NAME}</w:t>
@@ -180,8 +180,8 @@
       </w:pPr>
       <w:r>
         <w:rPr>
-          <w:sz w:val="26"/>
-          <w:szCs w:val="26"/>
+          <w:sz w:val="24"/>
+          <w:szCs w:val="24"/>
         </w:rPr>
         <w:t>Village / गाँव: {VILLAGE}</w:t>
       </w:r>
@@ -196,7 +196,7 @@
           <w:sz w:val="28"/>
           <w:szCs w:val="28"/>
         </w:rPr>
-        <w:t>ने वर्ष {YEAR} के लिए अपना योगदान दिया है।</w:t>
+        <w:t>ने वर्ष {YEAR} के लिए समिति को अपना बहुमूल्य योगदान दिया है।</w:t>
       </w:r>
     </w:p>
     <w:p>
@@ -208,29 +208,66 @@
         <w:rPr>
           <w:i/>
           <w:color w:val="555555"/>
-          <w:sz w:val="21"/>
-          <w:szCs w:val="21"/>
+          <w:sz w:val="20"/>
+          <w:szCs w:val="20"/>
           <w:iCs w:val="1"/>
         </w:rPr>
-        <w:t>has contributed for the year {YEAR}.</w:t>
+        <w:t>has made a valued contribution to the committee for the year {YEAR}.</w:t>
       </w:r>
     </w:p>
     <w:p>
       <w:pPr>
-        <w:spacing w:after="120" w:before="0"/>
+        <w:spacing w:after="100" w:before="0"/>
         <w:jc w:val="center"/>
       </w:pPr>
       <w:r>
         <w:rPr>
-          <w:sz w:val="24"/>
-          <w:szCs w:val="24"/>
+          <w:sz w:val="23"/>
+          <w:szCs w:val="23"/>
         </w:rPr>
         <w:t>Particulars / विवरण: {DETAIL}</w:t>
       </w:r>
     </w:p>
     <w:p>
       <w:pPr>
-        <w:spacing w:before="60" w:after="20"/>
+        <w:spacing w:after="0" w:before="0"/>
+        <w:jc w:val="center"/>
+      </w:pPr>
+      <w:r>
+        <w:rPr>
+          <w:sz w:val="23"/>
+          <w:szCs w:val="23"/>
+        </w:rPr>
+        <w:t>समिति आपके सहयोग के लिए हृदय से आभार व्यक्त करती है।</w:t>
+      </w:r>
+    </w:p>
+    <w:p>
+      <w:pPr>
+        <w:spacing w:after="80" w:before="0"/>
+        <w:jc w:val="center"/>
+      </w:pPr>
+      <w:r>
+        <w:rPr>
+          <w:i/>
+          <w:color w:val="555555"/>
+          <w:sz w:val="19"/>
+          <w:szCs w:val="19"/>
+          <w:iCs w:val="1"/>
+        </w:rPr>
+        <w:t>The committee sincerely thanks you for your support.</w:t>
+      </w:r>
+    </w:p>
+    <w:p>
+      <w:pPr>
+        <w:spacing w:after="60" w:before="60"/>
+        <w:pBdr>
+          <w:bottom w:val="single" w:sz="6" w:space="1" w:color="E0C99B"/>
+        </w:pBdr>
+      </w:pPr>
+    </w:p>
+    <w:p>
+      <w:pPr>
+        <w:spacing w:before="20" w:after="20"/>
         <w:jc w:val="center"/>
       </w:pPr>
       <w:r>
@@ -250,8 +287,8 @@
       <w:r>
         <w:rPr>
           <w:color w:val="555555"/>
-          <w:sz w:val="15"/>
-          <w:szCs w:val="15"/>
+          <w:sz w:val="16"/>
+          <w:szCs w:val="16"/>
         </w:rPr>
         <w:t>यह प्रमाण पत्र डिजिटल रूप से जनरेट किया गया है, अतः किसी हस्ताक्षर की आवश्यकता नहीं है। प्रामाणिकता जाँचने हेतु QR कोड स्कैन करें।</w:t>
       </w:r>
@@ -265,8 +302,8 @@
         <w:rPr>
           <w:i/>
           <w:color w:val="555555"/>
-          <w:sz w:val="14"/>
-          <w:szCs w:val="14"/>
+          <w:sz w:val="15"/>
+          <w:szCs w:val="15"/>
           <w:iCs w:val="1"/>
         </w:rPr>
         <w:t>This certificate is digitally generated, so no signature is required. Scan the QR code to verify authenticity.</w:t>
@@ -280,8 +317,8 @@
       <w:r>
         <w:rPr>
           <w:color w:val="555555"/>
-          <w:sz w:val="15"/>
-          <w:szCs w:val="15"/>
+          <w:sz w:val="16"/>
+          <w:szCs w:val="16"/>
         </w:rPr>
         <w:t>Generated at / जनरेट: {GENERATED_AT}</w:t>
       </w:r>
@@ -289,15 +326,14 @@
     <w:sectPr>
       <w:headerReference w:type="default" r:id="rId9"/>
       <w:pgSz w:w="16838" w:h="11906" w:orient="landscape"/>
-      <w:pgMar w:top="1247" w:right="1247" w:bottom="1247" w:left="1247" w:header="227" w:footer="227" w:gutter="0"/>
+      <w:pgMar w:top="850" w:right="850" w:bottom="850" w:left="850" w:header="227" w:footer="227" w:gutter="0"/>
       <w:cols w:space="720"/>
       <w:docGrid w:linePitch="360"/>
-      <w:vAlign w:val="center"/>
       <w:pgBorders w:offsetFrom="page">
-        <w:top w:val="single" w:sz="12" w:space="18" w:color="D9A94E"/>
-        <w:left w:val="single" w:sz="12" w:space="18" w:color="D9A94E"/>
-        <w:bottom w:val="single" w:sz="12" w:space="18" w:color="D9A94E"/>
-        <w:right w:val="single" w:sz="12" w:space="18" w:color="D9A94E"/>
+        <w:top w:val="single" w:sz="18" w:space="20" w:color="D9A94E"/>
+        <w:left w:val="single" w:sz="18" w:space="20" w:color="D9A94E"/>
+        <w:bottom w:val="single" w:sz="18" w:space="20" w:color="D9A94E"/>
+        <w:right w:val="single" w:sz="18" w:space="20" w:color="D9A94E"/>
       </w:pgBorders>
     </w:sectPr>
   </w:body>
@@ -334,7 +370,7 @@
           <v:path o:extrusionok="f" gradientshapeok="t" o:connecttype="rect"/>
           <o:lock v:ext="edit" aspectratio="t"/>
         </v:shapetype>
-        <v:shape id="WordPictureWatermark2052" o:spid="_x0000_s2052" type="#_x0000_t75" style="position:absolute;margin-left:0;margin-top:0;width:283.5pt;height:283.5pt;                     z-index:-251658752;mso-position-horizontal:center;                     mso-position-horizontal-relative:margin;mso-position-vertical:center;                     mso-position-vertical-relative:margin" o:allowincell="f">
+        <v:shape id="WordPictureWatermark2052" o:spid="_x0000_s2052" type="#_x0000_t75" style="position:absolute;margin-left:0;margin-top:0;width:311.8pt;height:311.8pt;                     z-index:-251658752;mso-position-horizontal:center;                     mso-position-horizontal-relative:margin;mso-position-vertical:center;                     mso-position-vertical-relative:margin" o:allowincell="f">
           <v:imagedata r:id="rId1" o:title="watermark"/>
         </v:shape>
       </w:pict>
